--- a/klagomål/A 47084-2025 FSC-klagomål.docx
+++ b/klagomål/A 47084-2025 FSC-klagomål.docx
@@ -693,7 +693,7 @@
     <w:r>
       <w:tab/>
       <w:tab/>
-      <w:t>2025-11-06</w:t>
+      <w:t>2025-11-07</w:t>
       <w:br/>
       <w:br/>
     </w:r>

--- a/klagomål/A 47084-2025 FSC-klagomål.docx
+++ b/klagomål/A 47084-2025 FSC-klagomål.docx
@@ -693,7 +693,7 @@
     <w:r>
       <w:tab/>
       <w:tab/>
-      <w:t>2025-11-07</w:t>
+      <w:t>2025-11-08</w:t>
       <w:br/>
       <w:br/>
     </w:r>

--- a/klagomål/A 47084-2025 FSC-klagomål.docx
+++ b/klagomål/A 47084-2025 FSC-klagomål.docx
@@ -693,7 +693,7 @@
     <w:r>
       <w:tab/>
       <w:tab/>
-      <w:t>2025-11-08</w:t>
+      <w:t>2025-11-09</w:t>
       <w:br/>
       <w:br/>
     </w:r>

--- a/klagomål/A 47084-2025 FSC-klagomål.docx
+++ b/klagomål/A 47084-2025 FSC-klagomål.docx
@@ -693,7 +693,7 @@
     <w:r>
       <w:tab/>
       <w:tab/>
-      <w:t>2025-11-09</w:t>
+      <w:t>2025-11-10</w:t>
       <w:br/>
       <w:br/>
     </w:r>

--- a/klagomål/A 47084-2025 FSC-klagomål.docx
+++ b/klagomål/A 47084-2025 FSC-klagomål.docx
@@ -693,7 +693,7 @@
     <w:r>
       <w:tab/>
       <w:tab/>
-      <w:t>2025-11-10</w:t>
+      <w:t>2025-11-11</w:t>
       <w:br/>
       <w:br/>
     </w:r>

--- a/klagomål/A 47084-2025 FSC-klagomål.docx
+++ b/klagomål/A 47084-2025 FSC-klagomål.docx
@@ -693,7 +693,7 @@
     <w:r>
       <w:tab/>
       <w:tab/>
-      <w:t>2025-11-11</w:t>
+      <w:t>2025-11-12</w:t>
       <w:br/>
       <w:br/>
     </w:r>

--- a/klagomål/A 47084-2025 FSC-klagomål.docx
+++ b/klagomål/A 47084-2025 FSC-klagomål.docx
@@ -693,7 +693,7 @@
     <w:r>
       <w:tab/>
       <w:tab/>
-      <w:t>2025-11-12</w:t>
+      <w:t>2025-11-13</w:t>
       <w:br/>
       <w:br/>
     </w:r>

--- a/klagomål/A 47084-2025 FSC-klagomål.docx
+++ b/klagomål/A 47084-2025 FSC-klagomål.docx
@@ -693,7 +693,7 @@
     <w:r>
       <w:tab/>
       <w:tab/>
-      <w:t>2025-11-13</w:t>
+      <w:t>2025-11-14</w:t>
       <w:br/>
       <w:br/>
     </w:r>

--- a/klagomål/A 47084-2025 FSC-klagomål.docx
+++ b/klagomål/A 47084-2025 FSC-klagomål.docx
@@ -693,7 +693,7 @@
     <w:r>
       <w:tab/>
       <w:tab/>
-      <w:t>2025-11-14</w:t>
+      <w:t>2025-11-15</w:t>
       <w:br/>
       <w:br/>
     </w:r>

--- a/klagomål/A 47084-2025 FSC-klagomål.docx
+++ b/klagomål/A 47084-2025 FSC-klagomål.docx
@@ -693,7 +693,7 @@
     <w:r>
       <w:tab/>
       <w:tab/>
-      <w:t>2025-11-15</w:t>
+      <w:t>2025-11-20</w:t>
       <w:br/>
       <w:br/>
     </w:r>

--- a/klagomål/A 47084-2025 FSC-klagomål.docx
+++ b/klagomål/A 47084-2025 FSC-klagomål.docx
@@ -693,7 +693,7 @@
     <w:r>
       <w:tab/>
       <w:tab/>
-      <w:t>2025-11-20</w:t>
+      <w:t>2025-11-21</w:t>
       <w:br/>
       <w:br/>
     </w:r>

--- a/klagomål/A 47084-2025 FSC-klagomål.docx
+++ b/klagomål/A 47084-2025 FSC-klagomål.docx
@@ -693,7 +693,7 @@
     <w:r>
       <w:tab/>
       <w:tab/>
-      <w:t>2025-11-21</w:t>
+      <w:t>2025-11-22</w:t>
       <w:br/>
       <w:br/>
     </w:r>

--- a/klagomål/A 47084-2025 FSC-klagomål.docx
+++ b/klagomål/A 47084-2025 FSC-klagomål.docx
@@ -693,7 +693,7 @@
     <w:r>
       <w:tab/>
       <w:tab/>
-      <w:t>2025-11-22</w:t>
+      <w:t>2025-11-23</w:t>
       <w:br/>
       <w:br/>
     </w:r>

--- a/klagomål/A 47084-2025 FSC-klagomål.docx
+++ b/klagomål/A 47084-2025 FSC-klagomål.docx
@@ -693,7 +693,7 @@
     <w:r>
       <w:tab/>
       <w:tab/>
-      <w:t>2025-11-23</w:t>
+      <w:t>2025-11-24</w:t>
       <w:br/>
       <w:br/>
     </w:r>

--- a/klagomål/A 47084-2025 FSC-klagomål.docx
+++ b/klagomål/A 47084-2025 FSC-klagomål.docx
@@ -693,7 +693,7 @@
     <w:r>
       <w:tab/>
       <w:tab/>
-      <w:t>2025-11-24</w:t>
+      <w:t>2025-11-25</w:t>
       <w:br/>
       <w:br/>
     </w:r>

--- a/klagomål/A 47084-2025 FSC-klagomål.docx
+++ b/klagomål/A 47084-2025 FSC-klagomål.docx
@@ -693,7 +693,7 @@
     <w:r>
       <w:tab/>
       <w:tab/>
-      <w:t>2025-11-25</w:t>
+      <w:t>2025-11-26</w:t>
       <w:br/>
       <w:br/>
     </w:r>

--- a/klagomål/A 47084-2025 FSC-klagomål.docx
+++ b/klagomål/A 47084-2025 FSC-klagomål.docx
@@ -693,7 +693,7 @@
     <w:r>
       <w:tab/>
       <w:tab/>
-      <w:t>2025-11-26</w:t>
+      <w:t>2025-11-27</w:t>
       <w:br/>
       <w:br/>
     </w:r>

--- a/klagomål/A 47084-2025 FSC-klagomål.docx
+++ b/klagomål/A 47084-2025 FSC-klagomål.docx
@@ -693,7 +693,7 @@
     <w:r>
       <w:tab/>
       <w:tab/>
-      <w:t>2025-11-27</w:t>
+      <w:t>2025-11-28</w:t>
       <w:br/>
       <w:br/>
     </w:r>

--- a/klagomål/A 47084-2025 FSC-klagomål.docx
+++ b/klagomål/A 47084-2025 FSC-klagomål.docx
@@ -693,7 +693,7 @@
     <w:r>
       <w:tab/>
       <w:tab/>
-      <w:t>2025-11-28</w:t>
+      <w:t>2025-11-29</w:t>
       <w:br/>
       <w:br/>
     </w:r>

--- a/klagomål/A 47084-2025 FSC-klagomål.docx
+++ b/klagomål/A 47084-2025 FSC-klagomål.docx
@@ -693,7 +693,7 @@
     <w:r>
       <w:tab/>
       <w:tab/>
-      <w:t>2025-11-29</w:t>
+      <w:t>2025-11-30</w:t>
       <w:br/>
       <w:br/>
     </w:r>

--- a/klagomål/A 47084-2025 FSC-klagomål.docx
+++ b/klagomål/A 47084-2025 FSC-klagomål.docx
@@ -693,7 +693,7 @@
     <w:r>
       <w:tab/>
       <w:tab/>
-      <w:t>2025-11-30</w:t>
+      <w:t>2025-12-01</w:t>
       <w:br/>
       <w:br/>
     </w:r>

--- a/klagomål/A 47084-2025 FSC-klagomål.docx
+++ b/klagomål/A 47084-2025 FSC-klagomål.docx
@@ -693,7 +693,7 @@
     <w:r>
       <w:tab/>
       <w:tab/>
-      <w:t>2025-12-01</w:t>
+      <w:t>2025-12-02</w:t>
       <w:br/>
       <w:br/>
     </w:r>

--- a/klagomål/A 47084-2025 FSC-klagomål.docx
+++ b/klagomål/A 47084-2025 FSC-klagomål.docx
@@ -693,7 +693,7 @@
     <w:r>
       <w:tab/>
       <w:tab/>
-      <w:t>2025-12-02</w:t>
+      <w:t>2025-12-03</w:t>
       <w:br/>
       <w:br/>
     </w:r>

--- a/klagomål/A 47084-2025 FSC-klagomål.docx
+++ b/klagomål/A 47084-2025 FSC-klagomål.docx
@@ -693,7 +693,7 @@
     <w:r>
       <w:tab/>
       <w:tab/>
-      <w:t>2025-12-03</w:t>
+      <w:t>2025-12-04</w:t>
       <w:br/>
       <w:br/>
     </w:r>

--- a/klagomål/A 47084-2025 FSC-klagomål.docx
+++ b/klagomål/A 47084-2025 FSC-klagomål.docx
@@ -693,7 +693,7 @@
     <w:r>
       <w:tab/>
       <w:tab/>
-      <w:t>2025-12-04</w:t>
+      <w:t>2025-12-05</w:t>
       <w:br/>
       <w:br/>
     </w:r>

--- a/klagomål/A 47084-2025 FSC-klagomål.docx
+++ b/klagomål/A 47084-2025 FSC-klagomål.docx
@@ -693,7 +693,7 @@
     <w:r>
       <w:tab/>
       <w:tab/>
-      <w:t>2025-12-05</w:t>
+      <w:t>2025-12-06</w:t>
       <w:br/>
       <w:br/>
     </w:r>

--- a/klagomål/A 47084-2025 FSC-klagomål.docx
+++ b/klagomål/A 47084-2025 FSC-klagomål.docx
@@ -693,7 +693,7 @@
     <w:r>
       <w:tab/>
       <w:tab/>
-      <w:t>2025-12-06</w:t>
+      <w:t>2025-12-07</w:t>
       <w:br/>
       <w:br/>
     </w:r>

--- a/klagomål/A 47084-2025 FSC-klagomål.docx
+++ b/klagomål/A 47084-2025 FSC-klagomål.docx
@@ -693,7 +693,7 @@
     <w:r>
       <w:tab/>
       <w:tab/>
-      <w:t>2025-12-07</w:t>
+      <w:t>2025-12-08</w:t>
       <w:br/>
       <w:br/>
     </w:r>

--- a/klagomål/A 47084-2025 FSC-klagomål.docx
+++ b/klagomål/A 47084-2025 FSC-klagomål.docx
@@ -693,7 +693,7 @@
     <w:r>
       <w:tab/>
       <w:tab/>
-      <w:t>2025-12-08</w:t>
+      <w:t>2025-12-09</w:t>
       <w:br/>
       <w:br/>
     </w:r>

--- a/klagomål/A 47084-2025 FSC-klagomål.docx
+++ b/klagomål/A 47084-2025 FSC-klagomål.docx
@@ -693,7 +693,7 @@
     <w:r>
       <w:tab/>
       <w:tab/>
-      <w:t>2025-12-09</w:t>
+      <w:t>2025-12-10</w:t>
       <w:br/>
       <w:br/>
     </w:r>

--- a/klagomål/A 47084-2025 FSC-klagomål.docx
+++ b/klagomål/A 47084-2025 FSC-klagomål.docx
@@ -693,7 +693,7 @@
     <w:r>
       <w:tab/>
       <w:tab/>
-      <w:t>2025-12-10</w:t>
+      <w:t>2025-12-11</w:t>
       <w:br/>
       <w:br/>
     </w:r>

--- a/klagomål/A 47084-2025 FSC-klagomål.docx
+++ b/klagomål/A 47084-2025 FSC-klagomål.docx
@@ -693,7 +693,7 @@
     <w:r>
       <w:tab/>
       <w:tab/>
-      <w:t>2025-12-11</w:t>
+      <w:t>2025-12-12</w:t>
       <w:br/>
       <w:br/>
     </w:r>

--- a/klagomål/A 47084-2025 FSC-klagomål.docx
+++ b/klagomål/A 47084-2025 FSC-klagomål.docx
@@ -693,7 +693,7 @@
     <w:r>
       <w:tab/>
       <w:tab/>
-      <w:t>2025-12-12</w:t>
+      <w:t>2025-12-13</w:t>
       <w:br/>
       <w:br/>
     </w:r>

--- a/klagomål/A 47084-2025 FSC-klagomål.docx
+++ b/klagomål/A 47084-2025 FSC-klagomål.docx
@@ -693,7 +693,7 @@
     <w:r>
       <w:tab/>
       <w:tab/>
-      <w:t>2025-12-19</w:t>
+      <w:t>2025-12-20</w:t>
       <w:br/>
       <w:br/>
     </w:r>

--- a/klagomål/A 47084-2025 FSC-klagomål.docx
+++ b/klagomål/A 47084-2025 FSC-klagomål.docx
@@ -693,7 +693,7 @@
     <w:r>
       <w:tab/>
       <w:tab/>
-      <w:t>2025-12-20</w:t>
+      <w:t>2025-12-21</w:t>
       <w:br/>
       <w:br/>
     </w:r>

--- a/klagomål/A 47084-2025 FSC-klagomål.docx
+++ b/klagomål/A 47084-2025 FSC-klagomål.docx
@@ -693,7 +693,7 @@
     <w:r>
       <w:tab/>
       <w:tab/>
-      <w:t>2025-12-21</w:t>
+      <w:t>2025-12-22</w:t>
       <w:br/>
       <w:br/>
     </w:r>

--- a/klagomål/A 47084-2025 FSC-klagomål.docx
+++ b/klagomål/A 47084-2025 FSC-klagomål.docx
@@ -693,7 +693,7 @@
     <w:r>
       <w:tab/>
       <w:tab/>
-      <w:t>2025-12-22</w:t>
+      <w:t>2025-12-26</w:t>
       <w:br/>
       <w:br/>
     </w:r>

--- a/klagomål/A 47084-2025 FSC-klagomål.docx
+++ b/klagomål/A 47084-2025 FSC-klagomål.docx
@@ -693,7 +693,7 @@
     <w:r>
       <w:tab/>
       <w:tab/>
-      <w:t>2025-12-26</w:t>
+      <w:t>2025-12-28</w:t>
       <w:br/>
       <w:br/>
     </w:r>

--- a/klagomål/A 47084-2025 FSC-klagomål.docx
+++ b/klagomål/A 47084-2025 FSC-klagomål.docx
@@ -693,7 +693,7 @@
     <w:r>
       <w:tab/>
       <w:tab/>
-      <w:t>2025-12-28</w:t>
+      <w:t>2025-12-29</w:t>
       <w:br/>
       <w:br/>
     </w:r>

--- a/klagomål/A 47084-2025 FSC-klagomål.docx
+++ b/klagomål/A 47084-2025 FSC-klagomål.docx
@@ -693,7 +693,7 @@
     <w:r>
       <w:tab/>
       <w:tab/>
-      <w:t>2025-12-29</w:t>
+      <w:t>2025-12-30</w:t>
       <w:br/>
       <w:br/>
     </w:r>

--- a/klagomål/A 47084-2025 FSC-klagomål.docx
+++ b/klagomål/A 47084-2025 FSC-klagomål.docx
@@ -693,7 +693,7 @@
     <w:r>
       <w:tab/>
       <w:tab/>
-      <w:t>2025-12-30</w:t>
+      <w:t>2025-12-31</w:t>
       <w:br/>
       <w:br/>
     </w:r>

--- a/klagomål/A 47084-2025 FSC-klagomål.docx
+++ b/klagomål/A 47084-2025 FSC-klagomål.docx
@@ -693,7 +693,7 @@
     <w:r>
       <w:tab/>
       <w:tab/>
-      <w:t>2025-12-31</w:t>
+      <w:t>2026-01-03</w:t>
       <w:br/>
       <w:br/>
     </w:r>

--- a/klagomål/A 47084-2025 FSC-klagomål.docx
+++ b/klagomål/A 47084-2025 FSC-klagomål.docx
@@ -693,7 +693,7 @@
     <w:r>
       <w:tab/>
       <w:tab/>
-      <w:t>2026-01-07</w:t>
+      <w:t>2026-01-08</w:t>
       <w:br/>
       <w:br/>
     </w:r>

--- a/klagomål/A 47084-2025 FSC-klagomål.docx
+++ b/klagomål/A 47084-2025 FSC-klagomål.docx
@@ -693,7 +693,7 @@
     <w:r>
       <w:tab/>
       <w:tab/>
-      <w:t>2026-01-08</w:t>
+      <w:t>2026-01-09</w:t>
       <w:br/>
       <w:br/>
     </w:r>

--- a/klagomål/A 47084-2025 FSC-klagomål.docx
+++ b/klagomål/A 47084-2025 FSC-klagomål.docx
@@ -693,7 +693,7 @@
     <w:r>
       <w:tab/>
       <w:tab/>
-      <w:t>2026-01-09</w:t>
+      <w:t>2026-01-10</w:t>
       <w:br/>
       <w:br/>
     </w:r>

--- a/klagomål/A 47084-2025 FSC-klagomål.docx
+++ b/klagomål/A 47084-2025 FSC-klagomål.docx
@@ -693,7 +693,7 @@
     <w:r>
       <w:tab/>
       <w:tab/>
-      <w:t>2026-01-10</w:t>
+      <w:t>2026-01-11</w:t>
       <w:br/>
       <w:br/>
     </w:r>

--- a/klagomål/A 47084-2025 FSC-klagomål.docx
+++ b/klagomål/A 47084-2025 FSC-klagomål.docx
@@ -693,7 +693,7 @@
     <w:r>
       <w:tab/>
       <w:tab/>
-      <w:t>2026-01-11</w:t>
+      <w:t>2026-01-12</w:t>
       <w:br/>
       <w:br/>
     </w:r>

--- a/klagomål/A 47084-2025 FSC-klagomål.docx
+++ b/klagomål/A 47084-2025 FSC-klagomål.docx
@@ -693,7 +693,7 @@
     <w:r>
       <w:tab/>
       <w:tab/>
-      <w:t>2026-01-12</w:t>
+      <w:t>2026-01-13</w:t>
       <w:br/>
       <w:br/>
     </w:r>

--- a/klagomål/A 47084-2025 FSC-klagomål.docx
+++ b/klagomål/A 47084-2025 FSC-klagomål.docx
@@ -693,7 +693,7 @@
     <w:r>
       <w:tab/>
       <w:tab/>
-      <w:t>2026-01-13</w:t>
+      <w:t>2026-01-14</w:t>
       <w:br/>
       <w:br/>
     </w:r>

--- a/klagomål/A 47084-2025 FSC-klagomål.docx
+++ b/klagomål/A 47084-2025 FSC-klagomål.docx
@@ -693,7 +693,7 @@
     <w:r>
       <w:tab/>
       <w:tab/>
-      <w:t>2026-01-14</w:t>
+      <w:t>2026-01-15</w:t>
       <w:br/>
       <w:br/>
     </w:r>

--- a/klagomål/A 47084-2025 FSC-klagomål.docx
+++ b/klagomål/A 47084-2025 FSC-klagomål.docx
@@ -693,7 +693,7 @@
     <w:r>
       <w:tab/>
       <w:tab/>
-      <w:t>2026-01-15</w:t>
+      <w:t>2026-01-16</w:t>
       <w:br/>
       <w:br/>
     </w:r>

--- a/klagomål/A 47084-2025 FSC-klagomål.docx
+++ b/klagomål/A 47084-2025 FSC-klagomål.docx
@@ -693,7 +693,7 @@
     <w:r>
       <w:tab/>
       <w:tab/>
-      <w:t>2026-01-16</w:t>
+      <w:t>2026-01-17</w:t>
       <w:br/>
       <w:br/>
     </w:r>

--- a/klagomål/A 47084-2025 FSC-klagomål.docx
+++ b/klagomål/A 47084-2025 FSC-klagomål.docx
@@ -693,7 +693,7 @@
     <w:r>
       <w:tab/>
       <w:tab/>
-      <w:t>2026-01-17</w:t>
+      <w:t>2026-01-18</w:t>
       <w:br/>
       <w:br/>
     </w:r>

--- a/klagomål/A 47084-2025 FSC-klagomål.docx
+++ b/klagomål/A 47084-2025 FSC-klagomål.docx
@@ -693,7 +693,7 @@
     <w:r>
       <w:tab/>
       <w:tab/>
-      <w:t>2026-01-18</w:t>
+      <w:t>2026-01-19</w:t>
       <w:br/>
       <w:br/>
     </w:r>

--- a/klagomål/A 47084-2025 FSC-klagomål.docx
+++ b/klagomål/A 47084-2025 FSC-klagomål.docx
@@ -693,7 +693,7 @@
     <w:r>
       <w:tab/>
       <w:tab/>
-      <w:t>2026-01-19</w:t>
+      <w:t>2026-01-20</w:t>
       <w:br/>
       <w:br/>
     </w:r>

--- a/klagomål/A 47084-2025 FSC-klagomål.docx
+++ b/klagomål/A 47084-2025 FSC-klagomål.docx
@@ -693,7 +693,7 @@
     <w:r>
       <w:tab/>
       <w:tab/>
-      <w:t>2026-01-20</w:t>
+      <w:t>2026-01-21</w:t>
       <w:br/>
       <w:br/>
     </w:r>

--- a/klagomål/A 47084-2025 FSC-klagomål.docx
+++ b/klagomål/A 47084-2025 FSC-klagomål.docx
@@ -693,7 +693,7 @@
     <w:r>
       <w:tab/>
       <w:tab/>
-      <w:t>2026-01-21</w:t>
+      <w:t>2026-01-23</w:t>
       <w:br/>
       <w:br/>
     </w:r>

--- a/klagomål/A 47084-2025 FSC-klagomål.docx
+++ b/klagomål/A 47084-2025 FSC-klagomål.docx
@@ -693,7 +693,7 @@
     <w:r>
       <w:tab/>
       <w:tab/>
-      <w:t>2026-01-23</w:t>
+      <w:t>2026-01-24</w:t>
       <w:br/>
       <w:br/>
     </w:r>

--- a/klagomål/A 47084-2025 FSC-klagomål.docx
+++ b/klagomål/A 47084-2025 FSC-klagomål.docx
@@ -693,7 +693,7 @@
     <w:r>
       <w:tab/>
       <w:tab/>
-      <w:t>2026-01-24</w:t>
+      <w:t>2026-01-25</w:t>
       <w:br/>
       <w:br/>
     </w:r>

--- a/klagomål/A 47084-2025 FSC-klagomål.docx
+++ b/klagomål/A 47084-2025 FSC-klagomål.docx
@@ -693,7 +693,7 @@
     <w:r>
       <w:tab/>
       <w:tab/>
-      <w:t>2026-01-25</w:t>
+      <w:t>2026-01-26</w:t>
       <w:br/>
       <w:br/>
     </w:r>

--- a/klagomål/A 47084-2025 FSC-klagomål.docx
+++ b/klagomål/A 47084-2025 FSC-klagomål.docx
@@ -693,7 +693,7 @@
     <w:r>
       <w:tab/>
       <w:tab/>
-      <w:t>2026-01-26</w:t>
+      <w:t>2026-01-27</w:t>
       <w:br/>
       <w:br/>
     </w:r>

--- a/klagomål/A 47084-2025 FSC-klagomål.docx
+++ b/klagomål/A 47084-2025 FSC-klagomål.docx
@@ -693,7 +693,7 @@
     <w:r>
       <w:tab/>
       <w:tab/>
-      <w:t>2026-01-27</w:t>
+      <w:t>2026-01-28</w:t>
       <w:br/>
       <w:br/>
     </w:r>

--- a/klagomål/A 47084-2025 FSC-klagomål.docx
+++ b/klagomål/A 47084-2025 FSC-klagomål.docx
@@ -112,7 +112,7 @@
         <w:pStyle w:val="ListBullet"/>
       </w:pPr>
       <w:r>
-        <w:t>Om ett ombud (tex Norra skog eller Mellanskog) avverkningsanmäler en skog med naturvärden motsvarande nyckelbiotops kvalité men markägaren inte är FSC certifierad, bör du skicka in ett FSC kontrollerat virke klagomål. Då ska klagomålet skickas till ombudsföretaget.</w:t>
+        <w:t>Om ett ombud (tex Norra skog eller Mellanskog) avverkningsanmäler en skog med naturvärden motsvarande nyckelbiotops kvalitet men markägaren inte är FSC certifierad, bör du skicka in ett FSC kontrollerat virke klagomål. Då ska klagomålet skickas till ombudsföretaget.</w:t>
       </w:r>
     </w:p>
     <w:p>
@@ -254,7 +254,25 @@
         <w:t>Ullticka (NT)</w:t>
       </w:r>
       <w:r>
-        <w:t xml:space="preserve"> är knuten till restbestånd av barrnaturskog och förekommer med ett tydligt optimum i orörda eller måttligt påverkade gamla granskogar där det föreligger viss kontinuitet av grov död ved. Ullticka är en bra signalart inom hela sitt utbredningsområde och i södra Sverige är den sällsynt och en god signalart för skyddsvärda granskogsmiljöer. Den hotas av avverkning och fragmentering av naturskog och äldre granskog med lång trädkontinuitet. På ullticka kan ibland ulltickeporing (VU) påträffas - det är en sällsynt ticka som nyligen delats upp i tre olika arter: </w:t>
+        <w:t xml:space="preserve"> är knuten till restbestånd av barrnaturskog och förekommer med ett tydligt optimum i orörda eller måttligt påverkade gamla granskogar där det föreligger viss kontinuitet av grov död ved. Ullticka är en bra signalart inom hela sitt utbredningsområde och i södra Sverige är den sällsynt och en god signalart för skyddsvärda granskogsmiljöer. Den hotas av avverkning och fragmentering av naturskog och äldre granskog med lång trädkontinuitet. Ullticka är typisk art för </w:t>
+      </w:r>
+      <w:r>
+        <w:rPr>
+          <w:i/>
+        </w:rPr>
+        <w:t xml:space="preserve">9010 Taiga, 9050 Näringsrik granskog </w:t>
+      </w:r>
+      <w:r>
+        <w:t xml:space="preserve">och </w:t>
+      </w:r>
+      <w:r>
+        <w:rPr>
+          <w:i/>
+        </w:rPr>
+        <w:t>9030 Landhöjningsskog</w:t>
+      </w:r>
+      <w:r>
+        <w:t xml:space="preserve">. På ullticka kan ibland ulltickeporing (VU) påträffas - det är en sällsynt ticka som nyligen delats upp i tre olika arter: </w:t>
       </w:r>
       <w:r>
         <w:rPr>
@@ -693,7 +711,7 @@
     <w:r>
       <w:tab/>
       <w:tab/>
-      <w:t>2026-01-28</w:t>
+      <w:t>2026-01-29</w:t>
       <w:br/>
       <w:br/>
     </w:r>

--- a/klagomål/A 47084-2025 FSC-klagomål.docx
+++ b/klagomål/A 47084-2025 FSC-klagomål.docx
@@ -711,7 +711,7 @@
     <w:r>
       <w:tab/>
       <w:tab/>
-      <w:t>2026-01-29</w:t>
+      <w:t>2026-01-30</w:t>
       <w:br/>
       <w:br/>
     </w:r>

--- a/klagomål/A 47084-2025 FSC-klagomål.docx
+++ b/klagomål/A 47084-2025 FSC-klagomål.docx
@@ -711,7 +711,7 @@
     <w:r>
       <w:tab/>
       <w:tab/>
-      <w:t>2026-01-30</w:t>
+      <w:t>2026-01-31</w:t>
       <w:br/>
       <w:br/>
     </w:r>

--- a/klagomål/A 47084-2025 FSC-klagomål.docx
+++ b/klagomål/A 47084-2025 FSC-klagomål.docx
@@ -711,7 +711,7 @@
     <w:r>
       <w:tab/>
       <w:tab/>
-      <w:t>2026-03-01</w:t>
+      <w:t>2026-03-02</w:t>
       <w:br/>
       <w:br/>
     </w:r>

--- a/klagomål/A 47084-2025 FSC-klagomål.docx
+++ b/klagomål/A 47084-2025 FSC-klagomål.docx
@@ -711,7 +711,7 @@
     <w:r>
       <w:tab/>
       <w:tab/>
-      <w:t>2026-03-02</w:t>
+      <w:t>2026-03-03</w:t>
       <w:br/>
       <w:br/>
     </w:r>

--- a/klagomål/A 47084-2025 FSC-klagomål.docx
+++ b/klagomål/A 47084-2025 FSC-klagomål.docx
@@ -711,7 +711,7 @@
     <w:r>
       <w:tab/>
       <w:tab/>
-      <w:t>2026-03-03</w:t>
+      <w:t>2026-03-04</w:t>
       <w:br/>
       <w:br/>
     </w:r>

--- a/klagomål/A 47084-2025 FSC-klagomål.docx
+++ b/klagomål/A 47084-2025 FSC-klagomål.docx
@@ -711,7 +711,7 @@
     <w:r>
       <w:tab/>
       <w:tab/>
-      <w:t>2026-03-04</w:t>
+      <w:t>2026-03-05</w:t>
       <w:br/>
       <w:br/>
     </w:r>

--- a/klagomål/A 47084-2025 FSC-klagomål.docx
+++ b/klagomål/A 47084-2025 FSC-klagomål.docx
@@ -711,7 +711,7 @@
     <w:r>
       <w:tab/>
       <w:tab/>
-      <w:t>2026-03-05</w:t>
+      <w:t>2026-03-06</w:t>
       <w:br/>
       <w:br/>
     </w:r>

--- a/klagomål/A 47084-2025 FSC-klagomål.docx
+++ b/klagomål/A 47084-2025 FSC-klagomål.docx
@@ -711,7 +711,7 @@
     <w:r>
       <w:tab/>
       <w:tab/>
-      <w:t>2026-03-06</w:t>
+      <w:t>2026-03-07</w:t>
       <w:br/>
       <w:br/>
     </w:r>

--- a/klagomål/A 47084-2025 FSC-klagomål.docx
+++ b/klagomål/A 47084-2025 FSC-klagomål.docx
@@ -711,7 +711,7 @@
     <w:r>
       <w:tab/>
       <w:tab/>
-      <w:t>2026-03-07</w:t>
+      <w:t>2026-03-08</w:t>
       <w:br/>
       <w:br/>
     </w:r>

--- a/klagomål/A 47084-2025 FSC-klagomål.docx
+++ b/klagomål/A 47084-2025 FSC-klagomål.docx
@@ -711,7 +711,7 @@
     <w:r>
       <w:tab/>
       <w:tab/>
-      <w:t>2026-03-08</w:t>
+      <w:t>2026-03-09</w:t>
       <w:br/>
       <w:br/>
     </w:r>

--- a/klagomål/A 47084-2025 FSC-klagomål.docx
+++ b/klagomål/A 47084-2025 FSC-klagomål.docx
@@ -711,7 +711,7 @@
     <w:r>
       <w:tab/>
       <w:tab/>
-      <w:t>2026-03-09</w:t>
+      <w:t>2026-03-10</w:t>
       <w:br/>
       <w:br/>
     </w:r>

--- a/klagomål/A 47084-2025 FSC-klagomål.docx
+++ b/klagomål/A 47084-2025 FSC-klagomål.docx
@@ -711,7 +711,7 @@
     <w:r>
       <w:tab/>
       <w:tab/>
-      <w:t>2026-03-10</w:t>
+      <w:t>2026-03-11</w:t>
       <w:br/>
       <w:br/>
     </w:r>

--- a/klagomål/A 47084-2025 FSC-klagomål.docx
+++ b/klagomål/A 47084-2025 FSC-klagomål.docx
@@ -711,7 +711,7 @@
     <w:r>
       <w:tab/>
       <w:tab/>
-      <w:t>2026-03-11</w:t>
+      <w:t>2026-03-12</w:t>
       <w:br/>
       <w:br/>
     </w:r>

--- a/klagomål/A 47084-2025 FSC-klagomål.docx
+++ b/klagomål/A 47084-2025 FSC-klagomål.docx
@@ -711,7 +711,7 @@
     <w:r>
       <w:tab/>
       <w:tab/>
-      <w:t>2026-03-12</w:t>
+      <w:t>2026-03-13</w:t>
       <w:br/>
       <w:br/>
     </w:r>

--- a/klagomål/A 47084-2025 FSC-klagomål.docx
+++ b/klagomål/A 47084-2025 FSC-klagomål.docx
@@ -711,7 +711,7 @@
     <w:r>
       <w:tab/>
       <w:tab/>
-      <w:t>2026-03-13</w:t>
+      <w:t>2026-03-16</w:t>
       <w:br/>
       <w:br/>
     </w:r>

--- a/klagomål/A 47084-2025 FSC-klagomål.docx
+++ b/klagomål/A 47084-2025 FSC-klagomål.docx
@@ -711,7 +711,7 @@
     <w:r>
       <w:tab/>
       <w:tab/>
-      <w:t>2026-03-16</w:t>
+      <w:t>2026-03-17</w:t>
       <w:br/>
       <w:br/>
     </w:r>

--- a/klagomål/A 47084-2025 FSC-klagomål.docx
+++ b/klagomål/A 47084-2025 FSC-klagomål.docx
@@ -711,7 +711,7 @@
     <w:r>
       <w:tab/>
       <w:tab/>
-      <w:t>2026-03-17</w:t>
+      <w:t>2026-03-18</w:t>
       <w:br/>
       <w:br/>
     </w:r>

--- a/klagomål/A 47084-2025 FSC-klagomål.docx
+++ b/klagomål/A 47084-2025 FSC-klagomål.docx
@@ -711,7 +711,7 @@
     <w:r>
       <w:tab/>
       <w:tab/>
-      <w:t>2026-03-18</w:t>
+      <w:t>2026-03-19</w:t>
       <w:br/>
       <w:br/>
     </w:r>

--- a/klagomål/A 47084-2025 FSC-klagomål.docx
+++ b/klagomål/A 47084-2025 FSC-klagomål.docx
@@ -711,7 +711,7 @@
     <w:r>
       <w:tab/>
       <w:tab/>
-      <w:t>2026-03-19</w:t>
+      <w:t>2026-03-20</w:t>
       <w:br/>
       <w:br/>
     </w:r>

--- a/klagomål/A 47084-2025 FSC-klagomål.docx
+++ b/klagomål/A 47084-2025 FSC-klagomål.docx
@@ -711,7 +711,7 @@
     <w:r>
       <w:tab/>
       <w:tab/>
-      <w:t>2026-03-20</w:t>
+      <w:t>2026-03-21</w:t>
       <w:br/>
       <w:br/>
     </w:r>

--- a/klagomål/A 47084-2025 FSC-klagomål.docx
+++ b/klagomål/A 47084-2025 FSC-klagomål.docx
@@ -711,7 +711,7 @@
     <w:r>
       <w:tab/>
       <w:tab/>
-      <w:t>2026-03-21</w:t>
+      <w:t>2026-03-22</w:t>
       <w:br/>
       <w:br/>
     </w:r>

--- a/klagomål/A 47084-2025 FSC-klagomål.docx
+++ b/klagomål/A 47084-2025 FSC-klagomål.docx
@@ -711,7 +711,7 @@
     <w:r>
       <w:tab/>
       <w:tab/>
-      <w:t>2026-03-22</w:t>
+      <w:t>2026-03-23</w:t>
       <w:br/>
       <w:br/>
     </w:r>

--- a/klagomål/A 47084-2025 FSC-klagomål.docx
+++ b/klagomål/A 47084-2025 FSC-klagomål.docx
@@ -711,7 +711,7 @@
     <w:r>
       <w:tab/>
       <w:tab/>
-      <w:t>2026-03-23</w:t>
+      <w:t>2026-03-24</w:t>
       <w:br/>
       <w:br/>
     </w:r>

--- a/klagomål/A 47084-2025 FSC-klagomål.docx
+++ b/klagomål/A 47084-2025 FSC-klagomål.docx
@@ -711,7 +711,7 @@
     <w:r>
       <w:tab/>
       <w:tab/>
-      <w:t>2026-03-24</w:t>
+      <w:t>2026-03-25</w:t>
       <w:br/>
       <w:br/>
     </w:r>

--- a/klagomål/A 47084-2025 FSC-klagomål.docx
+++ b/klagomål/A 47084-2025 FSC-klagomål.docx
@@ -711,7 +711,7 @@
     <w:r>
       <w:tab/>
       <w:tab/>
-      <w:t>2026-03-25</w:t>
+      <w:t>2026-03-26</w:t>
       <w:br/>
       <w:br/>
     </w:r>

--- a/klagomål/A 47084-2025 FSC-klagomål.docx
+++ b/klagomål/A 47084-2025 FSC-klagomål.docx
@@ -711,7 +711,7 @@
     <w:r>
       <w:tab/>
       <w:tab/>
-      <w:t>2026-03-26</w:t>
+      <w:t>2026-03-27</w:t>
       <w:br/>
       <w:br/>
     </w:r>

--- a/klagomål/A 47084-2025 FSC-klagomål.docx
+++ b/klagomål/A 47084-2025 FSC-klagomål.docx
@@ -711,7 +711,7 @@
     <w:r>
       <w:tab/>
       <w:tab/>
-      <w:t>2026-03-27</w:t>
+      <w:t>2026-03-28</w:t>
       <w:br/>
       <w:br/>
     </w:r>

--- a/klagomål/A 47084-2025 FSC-klagomål.docx
+++ b/klagomål/A 47084-2025 FSC-klagomål.docx
@@ -711,7 +711,7 @@
     <w:r>
       <w:tab/>
       <w:tab/>
-      <w:t>2026-03-28</w:t>
+      <w:t>2026-03-29</w:t>
       <w:br/>
       <w:br/>
     </w:r>

--- a/klagomål/A 47084-2025 FSC-klagomål.docx
+++ b/klagomål/A 47084-2025 FSC-klagomål.docx
@@ -711,7 +711,7 @@
     <w:r>
       <w:tab/>
       <w:tab/>
-      <w:t>2026-03-29</w:t>
+      <w:t>2026-03-30</w:t>
       <w:br/>
       <w:br/>
     </w:r>

--- a/klagomål/A 47084-2025 FSC-klagomål.docx
+++ b/klagomål/A 47084-2025 FSC-klagomål.docx
@@ -711,7 +711,7 @@
     <w:r>
       <w:tab/>
       <w:tab/>
-      <w:t>2026-03-30</w:t>
+      <w:t>2026-03-31</w:t>
       <w:br/>
       <w:br/>
     </w:r>

--- a/klagomål/A 47084-2025 FSC-klagomål.docx
+++ b/klagomål/A 47084-2025 FSC-klagomål.docx
@@ -711,7 +711,7 @@
     <w:r>
       <w:tab/>
       <w:tab/>
-      <w:t>2026-03-31</w:t>
+      <w:t>2026-04-01</w:t>
       <w:br/>
       <w:br/>
     </w:r>

--- a/klagomål/A 47084-2025 FSC-klagomål.docx
+++ b/klagomål/A 47084-2025 FSC-klagomål.docx
@@ -711,7 +711,7 @@
     <w:r>
       <w:tab/>
       <w:tab/>
-      <w:t>2026-04-01</w:t>
+      <w:t>2026-04-02</w:t>
       <w:br/>
       <w:br/>
     </w:r>

--- a/klagomål/A 47084-2025 FSC-klagomål.docx
+++ b/klagomål/A 47084-2025 FSC-klagomål.docx
@@ -711,7 +711,7 @@
     <w:r>
       <w:tab/>
       <w:tab/>
-      <w:t>2026-04-02</w:t>
+      <w:t>2026-04-03</w:t>
       <w:br/>
       <w:br/>
     </w:r>

--- a/klagomål/A 47084-2025 FSC-klagomål.docx
+++ b/klagomål/A 47084-2025 FSC-klagomål.docx
@@ -711,7 +711,7 @@
     <w:r>
       <w:tab/>
       <w:tab/>
-      <w:t>2026-04-03</w:t>
+      <w:t>2026-04-04</w:t>
       <w:br/>
       <w:br/>
     </w:r>

--- a/klagomål/A 47084-2025 FSC-klagomål.docx
+++ b/klagomål/A 47084-2025 FSC-klagomål.docx
@@ -720,7 +720,7 @@
     <w:r>
       <w:tab/>
       <w:tab/>
-      <w:t>2026-04-14</w:t>
+      <w:t>2026-04-15</w:t>
       <w:br/>
       <w:br/>
     </w:r>

--- a/klagomål/A 47084-2025 FSC-klagomål.docx
+++ b/klagomål/A 47084-2025 FSC-klagomål.docx
@@ -720,7 +720,7 @@
     <w:r>
       <w:tab/>
       <w:tab/>
-      <w:t>2026-04-15</w:t>
+      <w:t>2026-04-16</w:t>
       <w:br/>
       <w:br/>
     </w:r>

--- a/klagomål/A 47084-2025 FSC-klagomål.docx
+++ b/klagomål/A 47084-2025 FSC-klagomål.docx
@@ -720,7 +720,7 @@
     <w:r>
       <w:tab/>
       <w:tab/>
-      <w:t>2026-04-16</w:t>
+      <w:t>2026-04-17</w:t>
       <w:br/>
       <w:br/>
     </w:r>

--- a/klagomål/A 47084-2025 FSC-klagomål.docx
+++ b/klagomål/A 47084-2025 FSC-klagomål.docx
@@ -720,7 +720,7 @@
     <w:r>
       <w:tab/>
       <w:tab/>
-      <w:t>2026-04-17</w:t>
+      <w:t>2026-04-18</w:t>
       <w:br/>
       <w:br/>
     </w:r>

--- a/klagomål/A 47084-2025 FSC-klagomål.docx
+++ b/klagomål/A 47084-2025 FSC-klagomål.docx
@@ -720,7 +720,7 @@
     <w:r>
       <w:tab/>
       <w:tab/>
-      <w:t>2026-04-18</w:t>
+      <w:t>2026-04-19</w:t>
       <w:br/>
       <w:br/>
     </w:r>

--- a/klagomål/A 47084-2025 FSC-klagomål.docx
+++ b/klagomål/A 47084-2025 FSC-klagomål.docx
@@ -720,7 +720,7 @@
     <w:r>
       <w:tab/>
       <w:tab/>
-      <w:t>2026-04-19</w:t>
+      <w:t>2026-04-20</w:t>
       <w:br/>
       <w:br/>
     </w:r>

--- a/klagomål/A 47084-2025 FSC-klagomål.docx
+++ b/klagomål/A 47084-2025 FSC-klagomål.docx
@@ -720,7 +720,7 @@
     <w:r>
       <w:tab/>
       <w:tab/>
-      <w:t>2026-04-20</w:t>
+      <w:t>2026-04-21</w:t>
       <w:br/>
       <w:br/>
     </w:r>

--- a/klagomål/A 47084-2025 FSC-klagomål.docx
+++ b/klagomål/A 47084-2025 FSC-klagomål.docx
@@ -720,7 +720,7 @@
     <w:r>
       <w:tab/>
       <w:tab/>
-      <w:t>2026-04-21</w:t>
+      <w:t>2026-04-22</w:t>
       <w:br/>
       <w:br/>
     </w:r>

--- a/klagomål/A 47084-2025 FSC-klagomål.docx
+++ b/klagomål/A 47084-2025 FSC-klagomål.docx
@@ -720,7 +720,7 @@
     <w:r>
       <w:tab/>
       <w:tab/>
-      <w:t>2026-04-22</w:t>
+      <w:t>2026-04-23</w:t>
       <w:br/>
       <w:br/>
     </w:r>

--- a/klagomål/A 47084-2025 FSC-klagomål.docx
+++ b/klagomål/A 47084-2025 FSC-klagomål.docx
@@ -720,7 +720,7 @@
     <w:r>
       <w:tab/>
       <w:tab/>
-      <w:t>2026-04-23</w:t>
+      <w:t>2026-04-24</w:t>
       <w:br/>
       <w:br/>
     </w:r>

--- a/klagomål/A 47084-2025 FSC-klagomål.docx
+++ b/klagomål/A 47084-2025 FSC-klagomål.docx
@@ -720,7 +720,7 @@
     <w:r>
       <w:tab/>
       <w:tab/>
-      <w:t>2026-04-24</w:t>
+      <w:t>2026-04-25</w:t>
       <w:br/>
       <w:br/>
     </w:r>

--- a/klagomål/A 47084-2025 FSC-klagomål.docx
+++ b/klagomål/A 47084-2025 FSC-klagomål.docx
@@ -720,7 +720,7 @@
     <w:r>
       <w:tab/>
       <w:tab/>
-      <w:t>2026-04-25</w:t>
+      <w:t>2026-04-26</w:t>
       <w:br/>
       <w:br/>
     </w:r>

--- a/klagomål/A 47084-2025 FSC-klagomål.docx
+++ b/klagomål/A 47084-2025 FSC-klagomål.docx
@@ -720,7 +720,7 @@
     <w:r>
       <w:tab/>
       <w:tab/>
-      <w:t>2026-04-26</w:t>
+      <w:t>2026-04-27</w:t>
       <w:br/>
       <w:br/>
     </w:r>

--- a/klagomål/A 47084-2025 FSC-klagomål.docx
+++ b/klagomål/A 47084-2025 FSC-klagomål.docx
@@ -720,7 +720,7 @@
     <w:r>
       <w:tab/>
       <w:tab/>
-      <w:t>2026-04-27</w:t>
+      <w:t>2026-04-28</w:t>
       <w:br/>
       <w:br/>
     </w:r>

--- a/klagomål/A 47084-2025 FSC-klagomål.docx
+++ b/klagomål/A 47084-2025 FSC-klagomål.docx
@@ -720,7 +720,7 @@
     <w:r>
       <w:tab/>
       <w:tab/>
-      <w:t>2026-04-28</w:t>
+      <w:t>2026-04-29</w:t>
       <w:br/>
       <w:br/>
     </w:r>

--- a/klagomål/A 47084-2025 FSC-klagomål.docx
+++ b/klagomål/A 47084-2025 FSC-klagomål.docx
@@ -720,7 +720,7 @@
     <w:r>
       <w:tab/>
       <w:tab/>
-      <w:t>2026-04-29</w:t>
+      <w:t>2026-04-30</w:t>
       <w:br/>
       <w:br/>
     </w:r>

--- a/klagomål/A 47084-2025 FSC-klagomål.docx
+++ b/klagomål/A 47084-2025 FSC-klagomål.docx
@@ -720,7 +720,7 @@
     <w:r>
       <w:tab/>
       <w:tab/>
-      <w:t>2026-04-30</w:t>
+      <w:t>2026-05-01</w:t>
       <w:br/>
       <w:br/>
     </w:r>

--- a/klagomål/A 47084-2025 FSC-klagomål.docx
+++ b/klagomål/A 47084-2025 FSC-klagomål.docx
@@ -720,7 +720,7 @@
     <w:r>
       <w:tab/>
       <w:tab/>
-      <w:t>2026-05-01</w:t>
+      <w:t>2026-05-02</w:t>
       <w:br/>
       <w:br/>
     </w:r>

--- a/klagomål/A 47084-2025 FSC-klagomål.docx
+++ b/klagomål/A 47084-2025 FSC-klagomål.docx
@@ -720,7 +720,7 @@
     <w:r>
       <w:tab/>
       <w:tab/>
-      <w:t>2026-05-16</w:t>
+      <w:t>2026-05-17</w:t>
       <w:br/>
       <w:br/>
     </w:r>

--- a/klagomål/A 47084-2025 FSC-klagomål.docx
+++ b/klagomål/A 47084-2025 FSC-klagomål.docx
@@ -720,7 +720,7 @@
     <w:r>
       <w:tab/>
       <w:tab/>
-      <w:t>2026-05-17</w:t>
+      <w:t>2026-05-18</w:t>
       <w:br/>
       <w:br/>
     </w:r>

--- a/klagomål/A 47084-2025 FSC-klagomål.docx
+++ b/klagomål/A 47084-2025 FSC-klagomål.docx
@@ -720,7 +720,7 @@
     <w:r>
       <w:tab/>
       <w:tab/>
-      <w:t>2026-05-18</w:t>
+      <w:t>2026-05-19</w:t>
       <w:br/>
       <w:br/>
     </w:r>

--- a/klagomål/A 47084-2025 FSC-klagomål.docx
+++ b/klagomål/A 47084-2025 FSC-klagomål.docx
@@ -720,7 +720,7 @@
     <w:r>
       <w:tab/>
       <w:tab/>
-      <w:t>2026-05-19</w:t>
+      <w:t>2026-05-20</w:t>
       <w:br/>
       <w:br/>
     </w:r>

--- a/klagomål/A 47084-2025 FSC-klagomål.docx
+++ b/klagomål/A 47084-2025 FSC-klagomål.docx
@@ -720,7 +720,7 @@
     <w:r>
       <w:tab/>
       <w:tab/>
-      <w:t>2026-05-20</w:t>
+      <w:t>2026-05-21</w:t>
       <w:br/>
       <w:br/>
     </w:r>

--- a/klagomål/A 47084-2025 FSC-klagomål.docx
+++ b/klagomål/A 47084-2025 FSC-klagomål.docx
@@ -720,7 +720,7 @@
     <w:r>
       <w:tab/>
       <w:tab/>
-      <w:t>2026-05-21</w:t>
+      <w:t>2026-05-22</w:t>
       <w:br/>
       <w:br/>
     </w:r>

--- a/klagomål/A 47084-2025 FSC-klagomål.docx
+++ b/klagomål/A 47084-2025 FSC-klagomål.docx
@@ -720,7 +720,7 @@
     <w:r>
       <w:tab/>
       <w:tab/>
-      <w:t>2026-05-22</w:t>
+      <w:t>2026-05-23</w:t>
       <w:br/>
       <w:br/>
     </w:r>

--- a/klagomål/A 47084-2025 FSC-klagomål.docx
+++ b/klagomål/A 47084-2025 FSC-klagomål.docx
@@ -720,7 +720,7 @@
     <w:r>
       <w:tab/>
       <w:tab/>
-      <w:t>2026-05-23</w:t>
+      <w:t>2026-05-24</w:t>
       <w:br/>
       <w:br/>
     </w:r>

--- a/klagomål/A 47084-2025 FSC-klagomål.docx
+++ b/klagomål/A 47084-2025 FSC-klagomål.docx
@@ -720,7 +720,7 @@
     <w:r>
       <w:tab/>
       <w:tab/>
-      <w:t>2026-05-24</w:t>
+      <w:t>2026-05-25</w:t>
       <w:br/>
       <w:br/>
     </w:r>

--- a/klagomål/A 47084-2025 FSC-klagomål.docx
+++ b/klagomål/A 47084-2025 FSC-klagomål.docx
@@ -720,7 +720,7 @@
     <w:r>
       <w:tab/>
       <w:tab/>
-      <w:t>2026-05-25</w:t>
+      <w:t>2026-05-26</w:t>
       <w:br/>
       <w:br/>
     </w:r>

--- a/klagomål/A 47084-2025 FSC-klagomål.docx
+++ b/klagomål/A 47084-2025 FSC-klagomål.docx
@@ -720,7 +720,7 @@
     <w:r>
       <w:tab/>
       <w:tab/>
-      <w:t>2026-05-26</w:t>
+      <w:t>2026-05-27</w:t>
       <w:br/>
       <w:br/>
     </w:r>

--- a/klagomål/A 47084-2025 FSC-klagomål.docx
+++ b/klagomål/A 47084-2025 FSC-klagomål.docx
@@ -720,7 +720,7 @@
     <w:r>
       <w:tab/>
       <w:tab/>
-      <w:t>2026-05-27</w:t>
+      <w:t>2026-05-28</w:t>
       <w:br/>
       <w:br/>
     </w:r>

--- a/klagomål/A 47084-2025 FSC-klagomål.docx
+++ b/klagomål/A 47084-2025 FSC-klagomål.docx
@@ -720,7 +720,7 @@
     <w:r>
       <w:tab/>
       <w:tab/>
-      <w:t>2026-05-28</w:t>
+      <w:t>2026-05-29</w:t>
       <w:br/>
       <w:br/>
     </w:r>

--- a/klagomål/A 47084-2025 FSC-klagomål.docx
+++ b/klagomål/A 47084-2025 FSC-klagomål.docx
@@ -720,7 +720,7 @@
     <w:r>
       <w:tab/>
       <w:tab/>
-      <w:t>2026-05-29</w:t>
+      <w:t>2026-05-30</w:t>
       <w:br/>
       <w:br/>
     </w:r>

--- a/klagomål/A 47084-2025 FSC-klagomål.docx
+++ b/klagomål/A 47084-2025 FSC-klagomål.docx
@@ -720,7 +720,7 @@
     <w:r>
       <w:tab/>
       <w:tab/>
-      <w:t>2026-05-30</w:t>
+      <w:t>2026-05-31</w:t>
       <w:br/>
       <w:br/>
     </w:r>

--- a/klagomål/A 47084-2025 FSC-klagomål.docx
+++ b/klagomål/A 47084-2025 FSC-klagomål.docx
@@ -720,7 +720,7 @@
     <w:r>
       <w:tab/>
       <w:tab/>
-      <w:t>2026-05-31</w:t>
+      <w:t>2026-06-01</w:t>
       <w:br/>
       <w:br/>
     </w:r>

--- a/klagomål/A 47084-2025 FSC-klagomål.docx
+++ b/klagomål/A 47084-2025 FSC-klagomål.docx
@@ -720,7 +720,7 @@
     <w:r>
       <w:tab/>
       <w:tab/>
-      <w:t>2026-06-01</w:t>
+      <w:t>2026-06-02</w:t>
       <w:br/>
       <w:br/>
     </w:r>

--- a/klagomål/A 47084-2025 FSC-klagomål.docx
+++ b/klagomål/A 47084-2025 FSC-klagomål.docx
@@ -720,7 +720,7 @@
     <w:r>
       <w:tab/>
       <w:tab/>
-      <w:t>2026-06-02</w:t>
+      <w:t>2026-06-03</w:t>
       <w:br/>
       <w:br/>
     </w:r>

--- a/klagomål/A 47084-2025 FSC-klagomål.docx
+++ b/klagomål/A 47084-2025 FSC-klagomål.docx
@@ -720,7 +720,7 @@
     <w:r>
       <w:tab/>
       <w:tab/>
-      <w:t>2026-06-03</w:t>
+      <w:t>2026-06-04</w:t>
       <w:br/>
       <w:br/>
     </w:r>

--- a/klagomål/A 47084-2025 FSC-klagomål.docx
+++ b/klagomål/A 47084-2025 FSC-klagomål.docx
@@ -720,7 +720,7 @@
     <w:r>
       <w:tab/>
       <w:tab/>
-      <w:t>2026-06-04</w:t>
+      <w:t>2026-06-05</w:t>
       <w:br/>
       <w:br/>
     </w:r>

--- a/klagomål/A 47084-2025 FSC-klagomål.docx
+++ b/klagomål/A 47084-2025 FSC-klagomål.docx
@@ -720,7 +720,7 @@
     <w:r>
       <w:tab/>
       <w:tab/>
-      <w:t>2026-06-05</w:t>
+      <w:t>2026-06-06</w:t>
       <w:br/>
       <w:br/>
     </w:r>

--- a/klagomål/A 47084-2025 FSC-klagomål.docx
+++ b/klagomål/A 47084-2025 FSC-klagomål.docx
@@ -720,7 +720,7 @@
     <w:r>
       <w:tab/>
       <w:tab/>
-      <w:t>2026-06-06</w:t>
+      <w:t>2026-06-07</w:t>
       <w:br/>
       <w:br/>
     </w:r>

--- a/klagomål/A 47084-2025 FSC-klagomål.docx
+++ b/klagomål/A 47084-2025 FSC-klagomål.docx
@@ -720,7 +720,7 @@
     <w:r>
       <w:tab/>
       <w:tab/>
-      <w:t>2026-06-07</w:t>
+      <w:t>2026-06-08</w:t>
       <w:br/>
       <w:br/>
     </w:r>
